--- a/docx_resources/Календар/Календар УГКЦ з читаннями 2026 (новоюліанський).docx
+++ b/docx_resources/Календар/Календар УГКЦ з читаннями 2026 (новоюліанський).docx
@@ -30012,18 +30012,80 @@
       <w:pPr>
         <w:rPr>
           <w:rFonts w:ascii="Times New Roman" w:cs="Times New Roman" w:eastAsia="Times New Roman" w:hAnsi="Times New Roman"/>
-          <w:color w:val="ff0000"/>
-        </w:rPr>
-      </w:pPr>
-      <w:r>
-        <w:rPr>
-          <w:rFonts w:ascii="Times New Roman" w:cs="Times New Roman" w:eastAsia="Times New Roman" w:hAnsi="Times New Roman"/>
-          <w:i w:val="1"/>
-          <w:iCs w:val="1"/>
-          <w:color w:val="ff0000"/>
-          <w:rtl w:val="0"/>
-        </w:rPr>
-        <w:t xml:space="preserve">Літ.: Рівноап.:</w:t>
+          <w:i w:val="1"/>
+          <w:iCs w:val="1"/>
+          <w:color w:val="ff0000"/>
+        </w:rPr>
+      </w:pPr>
+      <w:r>
+        <w:rPr>
+          <w:rFonts w:ascii="Times New Roman" w:cs="Times New Roman" w:eastAsia="Times New Roman" w:hAnsi="Times New Roman"/>
+          <w:i w:val="1"/>
+          <w:iCs w:val="1"/>
+          <w:color w:val="ff0000"/>
+          <w:rtl w:val="0"/>
+        </w:rPr>
+        <w:t xml:space="preserve">Літ.:</w:t>
+      </w:r>
+    </w:p>
+    <w:p>
+      <w:pPr>
+        <w:rPr>
+          <w:rFonts w:ascii="Times New Roman" w:cs="Times New Roman" w:eastAsia="Times New Roman" w:hAnsi="Times New Roman"/>
+          <w:color w:val="ff0000"/>
+        </w:rPr>
+      </w:pPr>
+      <w:r>
+        <w:rPr>
+          <w:rFonts w:ascii="Times New Roman" w:cs="Times New Roman" w:eastAsia="Times New Roman" w:hAnsi="Times New Roman"/>
+          <w:i w:val="1"/>
+          <w:iCs w:val="1"/>
+          <w:color w:val="ff0000"/>
+          <w:rtl w:val="0"/>
+        </w:rPr>
+        <w:t xml:space="preserve">Ряд.:</w:t>
+      </w:r>
+      <w:r>
+        <w:rPr>
+          <w:rFonts w:ascii="Times New Roman" w:cs="Times New Roman" w:eastAsia="Times New Roman" w:hAnsi="Times New Roman"/>
+          <w:color w:val="ff0000"/>
+          <w:rtl w:val="0"/>
+        </w:rPr>
+        <w:t xml:space="preserve"> Ап. – 1 Кор. 137 зач.; 7, 12-24.</w:t>
+      </w:r>
+    </w:p>
+    <w:p>
+      <w:pPr>
+        <w:rPr>
+          <w:rFonts w:ascii="Times New Roman" w:cs="Times New Roman" w:eastAsia="Times New Roman" w:hAnsi="Times New Roman"/>
+          <w:color w:val="ff0000"/>
+        </w:rPr>
+      </w:pPr>
+      <w:r>
+        <w:rPr>
+          <w:rFonts w:ascii="Times New Roman" w:cs="Times New Roman" w:eastAsia="Times New Roman" w:hAnsi="Times New Roman"/>
+          <w:color w:val="ff0000"/>
+          <w:rtl w:val="0"/>
+        </w:rPr>
+        <w:t xml:space="preserve">Єв. – Мт. 60 зач.; 14, 35 – 15, 11.</w:t>
+      </w:r>
+    </w:p>
+    <w:p>
+      <w:pPr>
+        <w:rPr>
+          <w:rFonts w:ascii="Times New Roman" w:cs="Times New Roman" w:eastAsia="Times New Roman" w:hAnsi="Times New Roman"/>
+          <w:color w:val="ff0000"/>
+        </w:rPr>
+      </w:pPr>
+      <w:r>
+        <w:rPr>
+          <w:rFonts w:ascii="Times New Roman" w:cs="Times New Roman" w:eastAsia="Times New Roman" w:hAnsi="Times New Roman"/>
+          <w:i w:val="1"/>
+          <w:iCs w:val="1"/>
+          <w:color w:val="ff0000"/>
+          <w:rtl w:val="0"/>
+        </w:rPr>
+        <w:t xml:space="preserve">Рівноап.:</w:t>
       </w:r>
       <w:r>
         <w:rPr>

--- a/docx_resources/Календар/Календар УГКЦ з читаннями 2026 (новоюліанський).docx
+++ b/docx_resources/Календар/Календар УГКЦ з читаннями 2026 (новоюліанський).docx
@@ -29351,43 +29351,57 @@
         <w:jc w:val="left"/>
         <w:rPr>
           <w:rFonts w:ascii="Times New Roman" w:cs="Times New Roman" w:eastAsia="Times New Roman" w:hAnsi="Times New Roman"/>
+          <w:color w:val="ff0000"/>
+        </w:rPr>
+      </w:pPr>
+      <w:r>
+        <w:rPr>
+          <w:rFonts w:ascii="Times New Roman" w:cs="Times New Roman" w:eastAsia="Times New Roman" w:hAnsi="Times New Roman"/>
+          <w:i w:val="1"/>
+          <w:iCs w:val="1"/>
           <w:color w:val="ee0000"/>
-        </w:rPr>
-      </w:pPr>
-      <w:r>
-        <w:rPr>
-          <w:rFonts w:ascii="Times New Roman" w:cs="Times New Roman" w:eastAsia="Times New Roman" w:hAnsi="Times New Roman"/>
-          <w:i w:val="1"/>
-          <w:iCs w:val="1"/>
+          <w:rtl w:val="0"/>
+        </w:rPr>
+        <w:t xml:space="preserve">Ольги:</w:t>
+      </w:r>
+      <w:r>
+        <w:rPr>
+          <w:rFonts w:ascii="Times New Roman" w:cs="Times New Roman" w:eastAsia="Times New Roman" w:hAnsi="Times New Roman"/>
           <w:color w:val="ee0000"/>
           <w:rtl w:val="0"/>
         </w:rPr>
-        <w:t xml:space="preserve">Ольги:</w:t>
-      </w:r>
-      <w:r>
+        <w:t xml:space="preserve"> </w:t>
+      </w:r>
+      <w:r>
+        <w:rPr>
+          <w:rFonts w:ascii="Times New Roman" w:cs="Times New Roman" w:eastAsia="Times New Roman" w:hAnsi="Times New Roman"/>
+          <w:color w:val="ff0000"/>
+          <w:rtl w:val="0"/>
+        </w:rPr>
+        <w:t xml:space="preserve">Ап. – Ді. 49 зач.; 16, 1-5. 12-20.</w:t>
+      </w:r>
+    </w:p>
+    <w:p>
+      <w:pPr>
+        <w:spacing w:line="240" w:lineRule="auto"/>
+        <w:jc w:val="left"/>
         <w:rPr>
           <w:rFonts w:ascii="Times New Roman" w:cs="Times New Roman" w:eastAsia="Times New Roman" w:hAnsi="Times New Roman"/>
           <w:color w:val="ee0000"/>
-          <w:rtl w:val="0"/>
-        </w:rPr>
-        <w:t xml:space="preserve"> Ап. – Гал. 208 зач.; 3, 23-29.</w:t>
-      </w:r>
-    </w:p>
-    <w:p>
-      <w:pPr>
-        <w:jc w:val="left"/>
-        <w:rPr>
-          <w:rFonts w:ascii="Times New Roman" w:cs="Times New Roman" w:eastAsia="Times New Roman" w:hAnsi="Times New Roman"/>
-          <w:color w:val="ee0000"/>
-        </w:rPr>
-      </w:pPr>
-      <w:r>
-        <w:rPr>
-          <w:rFonts w:ascii="Times New Roman" w:cs="Times New Roman" w:eastAsia="Times New Roman" w:hAnsi="Times New Roman"/>
-          <w:color w:val="ee0000"/>
-          <w:rtl w:val="0"/>
-        </w:rPr>
-        <w:t xml:space="preserve">Єв. – Лк. 33 зач.; 7, 36-50.</w:t>
+        </w:rPr>
+      </w:pPr>
+      <w:r>
+        <w:rPr>
+          <w:rFonts w:ascii="Times New Roman" w:cs="Times New Roman" w:eastAsia="Times New Roman" w:hAnsi="Times New Roman"/>
+          <w:color w:val="ff0000"/>
+          <w:rtl w:val="0"/>
+        </w:rPr>
+        <w:t xml:space="preserve">Єв. – Ів. 35 зач.; 10, 1-9.</w:t>
+      </w:r>
+      <w:r>
+        <w:rPr>
+          <w:rtl w:val="0"/>
+        </w:rPr>
       </w:r>
     </w:p>
     <w:p>
